--- a/DOC1A_Aramco_MRQ_ValveSupply_Rev0.docx
+++ b/DOC1A_Aramco_MRQ_ValveSupply_Rev0.docx
@@ -64,7 +64,29 @@
           <w:sz w:val="24"/>
           <w:szCs w:val="24"/>
         </w:rPr>
-        <w:t>Gate Valves — Carbon Steel, Class 300, API 6D</w:t>
+        <w:t xml:space="preserve">Gate Valves </w:t>
+      </w:r>
+      <w:r>
+        <w:rPr>
+          <w:rFonts w:ascii="Arial" w:eastAsia="Arial" w:hAnsi="Arial" w:cs="Arial"/>
+          <w:b/>
+          <w:bCs/>
+          <w:color w:val="C55A11"/>
+          <w:sz w:val="24"/>
+          <w:szCs w:val="24"/>
+        </w:rPr>
+        <w:t>-</w:t>
+      </w:r>
+      <w:r>
+        <w:rPr>
+          <w:rFonts w:ascii="Arial" w:eastAsia="Arial" w:hAnsi="Arial" w:cs="Arial"/>
+          <w:b/>
+          <w:bCs/>
+          <w:color w:val="C55A11"/>
+          <w:sz w:val="24"/>
+          <w:szCs w:val="24"/>
+        </w:rPr>
+        <w:t xml:space="preserve"> Carbon Steel, Class 300, API 6D</w:t>
       </w:r>
     </w:p>
     <w:p>
@@ -138,12 +160,6 @@
         <w:gridCol w:w="2168"/>
       </w:tblGrid>
       <w:tr>
-        <w:tblPrEx>
-          <w:tblCellMar>
-            <w:top w:w="0" w:type="dxa"/>
-            <w:bottom w:w="0" w:type="dxa"/>
-          </w:tblCellMar>
-        </w:tblPrEx>
         <w:trPr>
           <w:tblHeader/>
         </w:trPr>
@@ -294,12 +310,6 @@
         </w:tc>
       </w:tr>
       <w:tr>
-        <w:tblPrEx>
-          <w:tblCellMar>
-            <w:top w:w="0" w:type="dxa"/>
-            <w:bottom w:w="0" w:type="dxa"/>
-          </w:tblCellMar>
-        </w:tblPrEx>
         <w:tc>
           <w:tcPr>
             <w:tcW w:w="0" w:type="auto"/>
@@ -433,12 +443,6 @@
         </w:tc>
       </w:tr>
       <w:tr>
-        <w:tblPrEx>
-          <w:tblCellMar>
-            <w:top w:w="0" w:type="dxa"/>
-            <w:bottom w:w="0" w:type="dxa"/>
-          </w:tblCellMar>
-        </w:tblPrEx>
         <w:tc>
           <w:tcPr>
             <w:tcW w:w="0" w:type="auto"/>
@@ -572,12 +576,6 @@
         </w:tc>
       </w:tr>
       <w:tr>
-        <w:tblPrEx>
-          <w:tblCellMar>
-            <w:top w:w="0" w:type="dxa"/>
-            <w:bottom w:w="0" w:type="dxa"/>
-          </w:tblCellMar>
-        </w:tblPrEx>
         <w:tc>
           <w:tcPr>
             <w:tcW w:w="0" w:type="auto"/>
@@ -711,12 +709,6 @@
         </w:tc>
       </w:tr>
       <w:tr>
-        <w:tblPrEx>
-          <w:tblCellMar>
-            <w:top w:w="0" w:type="dxa"/>
-            <w:bottom w:w="0" w:type="dxa"/>
-          </w:tblCellMar>
-        </w:tblPrEx>
         <w:tc>
           <w:tcPr>
             <w:tcW w:w="0" w:type="auto"/>
@@ -850,12 +842,6 @@
         </w:tc>
       </w:tr>
       <w:tr>
-        <w:tblPrEx>
-          <w:tblCellMar>
-            <w:top w:w="0" w:type="dxa"/>
-            <w:bottom w:w="0" w:type="dxa"/>
-          </w:tblCellMar>
-        </w:tblPrEx>
         <w:tc>
           <w:tcPr>
             <w:tcW w:w="0" w:type="auto"/>
@@ -1037,7 +1023,23 @@
           <w:sz w:val="22"/>
           <w:szCs w:val="22"/>
         </w:rPr>
-        <w:t>API 6D — Specification for Pipeline and Piping Valves</w:t>
+        <w:t>API 6D</w:t>
+      </w:r>
+      <w:r>
+        <w:rPr>
+          <w:rFonts w:ascii="Arial" w:eastAsia="Arial" w:hAnsi="Arial" w:cs="Arial"/>
+          <w:sz w:val="22"/>
+          <w:szCs w:val="22"/>
+        </w:rPr>
+        <w:t xml:space="preserve"> -</w:t>
+      </w:r>
+      <w:r>
+        <w:rPr>
+          <w:rFonts w:ascii="Arial" w:eastAsia="Arial" w:hAnsi="Arial" w:cs="Arial"/>
+          <w:sz w:val="22"/>
+          <w:szCs w:val="22"/>
+        </w:rPr>
+        <w:t>Specification for Pipeline and Piping Valves</w:t>
       </w:r>
     </w:p>
     <w:p>
@@ -1055,7 +1057,23 @@
           <w:sz w:val="22"/>
           <w:szCs w:val="22"/>
         </w:rPr>
-        <w:t>ASME B16.5 — Pipe Flanges and Flanged Fittings</w:t>
+        <w:t xml:space="preserve">ASME B16.5 </w:t>
+      </w:r>
+      <w:r>
+        <w:rPr>
+          <w:rFonts w:ascii="Arial" w:eastAsia="Arial" w:hAnsi="Arial" w:cs="Arial"/>
+          <w:sz w:val="22"/>
+          <w:szCs w:val="22"/>
+        </w:rPr>
+        <w:t>-</w:t>
+      </w:r>
+      <w:r>
+        <w:rPr>
+          <w:rFonts w:ascii="Arial" w:eastAsia="Arial" w:hAnsi="Arial" w:cs="Arial"/>
+          <w:sz w:val="22"/>
+          <w:szCs w:val="22"/>
+        </w:rPr>
+        <w:t>Pipe Flanges and Flanged Fittings</w:t>
       </w:r>
     </w:p>
     <w:p>
@@ -1073,7 +1091,23 @@
           <w:sz w:val="22"/>
           <w:szCs w:val="22"/>
         </w:rPr>
-        <w:t>ASME B16.25 — Buttwelding Ends</w:t>
+        <w:t xml:space="preserve">ASME B16.25 </w:t>
+      </w:r>
+      <w:r>
+        <w:rPr>
+          <w:rFonts w:ascii="Arial" w:eastAsia="Arial" w:hAnsi="Arial" w:cs="Arial"/>
+          <w:sz w:val="22"/>
+          <w:szCs w:val="22"/>
+        </w:rPr>
+        <w:t>-</w:t>
+      </w:r>
+      <w:r>
+        <w:rPr>
+          <w:rFonts w:ascii="Arial" w:eastAsia="Arial" w:hAnsi="Arial" w:cs="Arial"/>
+          <w:sz w:val="22"/>
+          <w:szCs w:val="22"/>
+        </w:rPr>
+        <w:t>Buttwelding Ends</w:t>
       </w:r>
     </w:p>
     <w:p>
@@ -1091,7 +1125,39 @@
           <w:sz w:val="22"/>
           <w:szCs w:val="22"/>
         </w:rPr>
-        <w:t>ASME B16.34 — Valves — Flanged, Threaded, and Welding End</w:t>
+        <w:t xml:space="preserve">ASME B16.34 </w:t>
+      </w:r>
+      <w:r>
+        <w:rPr>
+          <w:rFonts w:ascii="Arial" w:eastAsia="Arial" w:hAnsi="Arial" w:cs="Arial"/>
+          <w:sz w:val="22"/>
+          <w:szCs w:val="22"/>
+        </w:rPr>
+        <w:t>-</w:t>
+      </w:r>
+      <w:r>
+        <w:rPr>
+          <w:rFonts w:ascii="Arial" w:eastAsia="Arial" w:hAnsi="Arial" w:cs="Arial"/>
+          <w:sz w:val="22"/>
+          <w:szCs w:val="22"/>
+        </w:rPr>
+        <w:t xml:space="preserve">Valves </w:t>
+      </w:r>
+      <w:r>
+        <w:rPr>
+          <w:rFonts w:ascii="Arial" w:eastAsia="Arial" w:hAnsi="Arial" w:cs="Arial"/>
+          <w:sz w:val="22"/>
+          <w:szCs w:val="22"/>
+        </w:rPr>
+        <w:t>-</w:t>
+      </w:r>
+      <w:r>
+        <w:rPr>
+          <w:rFonts w:ascii="Arial" w:eastAsia="Arial" w:hAnsi="Arial" w:cs="Arial"/>
+          <w:sz w:val="22"/>
+          <w:szCs w:val="22"/>
+        </w:rPr>
+        <w:t>Flanged, Threaded, and Welding End</w:t>
       </w:r>
     </w:p>
     <w:p>
@@ -1109,7 +1175,23 @@
           <w:sz w:val="22"/>
           <w:szCs w:val="22"/>
         </w:rPr>
-        <w:t>ASTM A216 WCB — Standard Specification for Steel Castings</w:t>
+        <w:t xml:space="preserve">ASTM A216 WCB </w:t>
+      </w:r>
+      <w:r>
+        <w:rPr>
+          <w:rFonts w:ascii="Arial" w:eastAsia="Arial" w:hAnsi="Arial" w:cs="Arial"/>
+          <w:sz w:val="22"/>
+          <w:szCs w:val="22"/>
+        </w:rPr>
+        <w:t>-</w:t>
+      </w:r>
+      <w:r>
+        <w:rPr>
+          <w:rFonts w:ascii="Arial" w:eastAsia="Arial" w:hAnsi="Arial" w:cs="Arial"/>
+          <w:sz w:val="22"/>
+          <w:szCs w:val="22"/>
+        </w:rPr>
+        <w:t>Standard Specification for Steel Castings</w:t>
       </w:r>
     </w:p>
     <w:p>
@@ -1127,7 +1209,23 @@
           <w:sz w:val="22"/>
           <w:szCs w:val="22"/>
         </w:rPr>
-        <w:t>SAES-L-108 — Selection of Valves</w:t>
+        <w:t xml:space="preserve">SAES-L-108 </w:t>
+      </w:r>
+      <w:r>
+        <w:rPr>
+          <w:rFonts w:ascii="Arial" w:eastAsia="Arial" w:hAnsi="Arial" w:cs="Arial"/>
+          <w:sz w:val="22"/>
+          <w:szCs w:val="22"/>
+        </w:rPr>
+        <w:t>-</w:t>
+      </w:r>
+      <w:r>
+        <w:rPr>
+          <w:rFonts w:ascii="Arial" w:eastAsia="Arial" w:hAnsi="Arial" w:cs="Arial"/>
+          <w:sz w:val="22"/>
+          <w:szCs w:val="22"/>
+        </w:rPr>
+        <w:t>Selection of Valves</w:t>
       </w:r>
     </w:p>
     <w:p>
@@ -1145,7 +1243,23 @@
           <w:sz w:val="22"/>
           <w:szCs w:val="22"/>
         </w:rPr>
-        <w:t>SAES-L-350 — Construction of Plant Piping</w:t>
+        <w:t xml:space="preserve">SAES-L-350 </w:t>
+      </w:r>
+      <w:r>
+        <w:rPr>
+          <w:rFonts w:ascii="Arial" w:eastAsia="Arial" w:hAnsi="Arial" w:cs="Arial"/>
+          <w:sz w:val="22"/>
+          <w:szCs w:val="22"/>
+        </w:rPr>
+        <w:t>-</w:t>
+      </w:r>
+      <w:r>
+        <w:rPr>
+          <w:rFonts w:ascii="Arial" w:eastAsia="Arial" w:hAnsi="Arial" w:cs="Arial"/>
+          <w:sz w:val="22"/>
+          <w:szCs w:val="22"/>
+        </w:rPr>
+        <w:t>Construction of Plant Piping</w:t>
       </w:r>
     </w:p>
     <w:p>
@@ -1163,7 +1277,23 @@
           <w:sz w:val="22"/>
           <w:szCs w:val="22"/>
         </w:rPr>
-        <w:t>NACE MR0175 / ISO 15156 — Sour Service Requirements</w:t>
+        <w:t xml:space="preserve">NACE MR0175 / ISO 15156 </w:t>
+      </w:r>
+      <w:r>
+        <w:rPr>
+          <w:rFonts w:ascii="Arial" w:eastAsia="Arial" w:hAnsi="Arial" w:cs="Arial"/>
+          <w:sz w:val="22"/>
+          <w:szCs w:val="22"/>
+        </w:rPr>
+        <w:t>-</w:t>
+      </w:r>
+      <w:r>
+        <w:rPr>
+          <w:rFonts w:ascii="Arial" w:eastAsia="Arial" w:hAnsi="Arial" w:cs="Arial"/>
+          <w:sz w:val="22"/>
+          <w:szCs w:val="22"/>
+        </w:rPr>
+        <w:t>Sour Service Requirements</w:t>
       </w:r>
     </w:p>
     <w:p>
@@ -1276,12 +1406,6 @@
         <w:gridCol w:w="6797"/>
       </w:tblGrid>
       <w:tr>
-        <w:tblPrEx>
-          <w:tblCellMar>
-            <w:top w:w="0" w:type="dxa"/>
-            <w:bottom w:w="0" w:type="dxa"/>
-          </w:tblCellMar>
-        </w:tblPrEx>
         <w:trPr>
           <w:tblHeader/>
         </w:trPr>
@@ -1345,12 +1469,6 @@
         </w:tc>
       </w:tr>
       <w:tr>
-        <w:tblPrEx>
-          <w:tblCellMar>
-            <w:top w:w="0" w:type="dxa"/>
-            <w:bottom w:w="0" w:type="dxa"/>
-          </w:tblCellMar>
-        </w:tblPrEx>
         <w:tc>
           <w:tcPr>
             <w:tcW w:w="0" w:type="auto"/>
@@ -1406,12 +1524,6 @@
         </w:tc>
       </w:tr>
       <w:tr>
-        <w:tblPrEx>
-          <w:tblCellMar>
-            <w:top w:w="0" w:type="dxa"/>
-            <w:bottom w:w="0" w:type="dxa"/>
-          </w:tblCellMar>
-        </w:tblPrEx>
         <w:tc>
           <w:tcPr>
             <w:tcW w:w="0" w:type="auto"/>
@@ -1467,12 +1579,6 @@
         </w:tc>
       </w:tr>
       <w:tr>
-        <w:tblPrEx>
-          <w:tblCellMar>
-            <w:top w:w="0" w:type="dxa"/>
-            <w:bottom w:w="0" w:type="dxa"/>
-          </w:tblCellMar>
-        </w:tblPrEx>
         <w:tc>
           <w:tcPr>
             <w:tcW w:w="0" w:type="auto"/>
@@ -1528,12 +1634,6 @@
         </w:tc>
       </w:tr>
       <w:tr>
-        <w:tblPrEx>
-          <w:tblCellMar>
-            <w:top w:w="0" w:type="dxa"/>
-            <w:bottom w:w="0" w:type="dxa"/>
-          </w:tblCellMar>
-        </w:tblPrEx>
         <w:tc>
           <w:tcPr>
             <w:tcW w:w="0" w:type="auto"/>
@@ -1589,12 +1689,6 @@
         </w:tc>
       </w:tr>
       <w:tr>
-        <w:tblPrEx>
-          <w:tblCellMar>
-            <w:top w:w="0" w:type="dxa"/>
-            <w:bottom w:w="0" w:type="dxa"/>
-          </w:tblCellMar>
-        </w:tblPrEx>
         <w:tc>
           <w:tcPr>
             <w:tcW w:w="0" w:type="auto"/>
@@ -1650,12 +1744,6 @@
         </w:tc>
       </w:tr>
       <w:tr>
-        <w:tblPrEx>
-          <w:tblCellMar>
-            <w:top w:w="0" w:type="dxa"/>
-            <w:bottom w:w="0" w:type="dxa"/>
-          </w:tblCellMar>
-        </w:tblPrEx>
         <w:tc>
           <w:tcPr>
             <w:tcW w:w="0" w:type="auto"/>
@@ -1711,12 +1799,6 @@
         </w:tc>
       </w:tr>
       <w:tr>
-        <w:tblPrEx>
-          <w:tblCellMar>
-            <w:top w:w="0" w:type="dxa"/>
-            <w:bottom w:w="0" w:type="dxa"/>
-          </w:tblCellMar>
-        </w:tblPrEx>
         <w:tc>
           <w:tcPr>
             <w:tcW w:w="0" w:type="auto"/>
@@ -1828,25 +1910,7 @@
           <w:sz w:val="22"/>
           <w:szCs w:val="22"/>
         </w:rPr>
-        <w:t xml:space="preserve">All valves shall be manually operated with rising stem and outside screw and yoke (OS&amp;Y) configuration. Valve handwheels shall be sized for a maximum rim pull of 80 </w:t>
-      </w:r>
-      <w:proofErr w:type="spellStart"/>
-      <w:r>
-        <w:rPr>
-          <w:rFonts w:ascii="Arial" w:eastAsia="Arial" w:hAnsi="Arial" w:cs="Arial"/>
-          <w:sz w:val="22"/>
-          <w:szCs w:val="22"/>
-        </w:rPr>
-        <w:t>lbf</w:t>
-      </w:r>
-      <w:proofErr w:type="spellEnd"/>
-      <w:r>
-        <w:rPr>
-          <w:rFonts w:ascii="Arial" w:eastAsia="Arial" w:hAnsi="Arial" w:cs="Arial"/>
-          <w:sz w:val="22"/>
-          <w:szCs w:val="22"/>
-        </w:rPr>
-        <w:t xml:space="preserve"> to operate against full differential pressure.</w:t>
+        <w:t>All valves shall be manually operated with rising stem and outside screw and yoke (OS&amp;Y) configuration. Valve handwheels shall be sized for a maximum rim pull of 80 lbf to operate against full differential pressure.</w:t>
       </w:r>
     </w:p>
     <w:p>
@@ -2507,47 +2571,7 @@
         <w:sz w:val="18"/>
         <w:szCs w:val="18"/>
       </w:rPr>
-      <w:t xml:space="preserve">Saudi </w:t>
-    </w:r>
-    <w:proofErr w:type="gramStart"/>
-    <w:r>
-      <w:rPr>
-        <w:rFonts w:ascii="Arial" w:eastAsia="Arial" w:hAnsi="Arial" w:cs="Arial"/>
-        <w:color w:val="888888"/>
-        <w:sz w:val="18"/>
-        <w:szCs w:val="18"/>
-      </w:rPr>
-      <w:t>Aramco  |</w:t>
-    </w:r>
-    <w:proofErr w:type="gramEnd"/>
-    <w:r>
-      <w:rPr>
-        <w:rFonts w:ascii="Arial" w:eastAsia="Arial" w:hAnsi="Arial" w:cs="Arial"/>
-        <w:color w:val="888888"/>
-        <w:sz w:val="18"/>
-        <w:szCs w:val="18"/>
-      </w:rPr>
-      <w:t xml:space="preserve">  MRQ-2024-VAL-0391 Rev.</w:t>
-    </w:r>
-    <w:proofErr w:type="gramStart"/>
-    <w:r>
-      <w:rPr>
-        <w:rFonts w:ascii="Arial" w:eastAsia="Arial" w:hAnsi="Arial" w:cs="Arial"/>
-        <w:color w:val="888888"/>
-        <w:sz w:val="18"/>
-        <w:szCs w:val="18"/>
-      </w:rPr>
-      <w:t>0  |</w:t>
-    </w:r>
-    <w:proofErr w:type="gramEnd"/>
-    <w:r>
-      <w:rPr>
-        <w:rFonts w:ascii="Arial" w:eastAsia="Arial" w:hAnsi="Arial" w:cs="Arial"/>
-        <w:color w:val="888888"/>
-        <w:sz w:val="18"/>
-        <w:szCs w:val="18"/>
-      </w:rPr>
-      <w:t xml:space="preserve">  Page </w:t>
+      <w:t xml:space="preserve">Saudi Aramco  |  MRQ-2024-VAL-0391 Rev.0  |  Page </w:t>
     </w:r>
     <w:r>
       <w:fldChar w:fldCharType="begin"/>
@@ -3226,6 +3250,7 @@
   <w:style w:type="character" w:default="1" w:styleId="DefaultParagraphFont">
     <w:name w:val="Default Paragraph Font"/>
     <w:uiPriority w:val="1"/>
+    <w:semiHidden/>
     <w:unhideWhenUsed/>
   </w:style>
   <w:style w:type="table" w:default="1" w:styleId="TableNormal">
